--- a/Assest/Omid_Ahmadi_Final_Master_Resume.docx
+++ b/Assest/Omid_Ahmadi_Final_Master_Resume.docx
@@ -34,36 +34,16 @@
         <w:jc w:val="center"/>
       </w:pPr>
       <w:r>
-        <w:t>Los Angeles, California 90001 | (818) 984-6362 | aomid6362@gmail.</w:t>
-      </w:r>
-      <w:r>
-        <w:t>com</w:t>
-      </w:r>
-      <w:r>
+        <w:t>Los Angeles, California 90001 | (818) 984-6362 | aomid6362@gmail.com</w:t>
         <w:br/>
-        <w:t xml:space="preserve">LinkedIn: </w:t>
-      </w:r>
-      <w:r>
-        <w:t xml:space="preserve"> | Portfolio: </w:t>
+        <w:t xml:space="preserve">LinkedIn:  | Portfolio: </w:t>
       </w:r>
       <w:hyperlink r:id="rId8" w:history="1">
         <w:r>
           <w:rPr>
             <w:rStyle w:val="Hyperlink"/>
           </w:rPr>
-          <w:t>https://siromidahmadi.github.io/</w:t>
-        </w:r>
-        <w:r>
-          <w:rPr>
-            <w:rStyle w:val="Hyperlink"/>
-          </w:rPr>
-          <w:t>T</w:t>
-        </w:r>
-        <w:r>
-          <w:rPr>
-            <w:rStyle w:val="Hyperlink"/>
-          </w:rPr>
-          <w:t>ested-by-Omid/</w:t>
+          <w:t>https://siromidahmadi.github.io/Tested-by-Omid/</w:t>
         </w:r>
       </w:hyperlink>
       <w:r>
@@ -86,10 +66,7 @@
         <w:spacing w:after="40"/>
       </w:pPr>
       <w:r>
-        <w:t>Senior Software Development Engineer in Test (SDET), QA Automation Engineer, Quality Engineer, and Technical Project Lead with 8+ years of experience in software quality engineering, test autom</w:t>
-      </w:r>
-      <w:r>
-        <w:t>ation, automation framework development, API/backend testing, and technical project delivery across telecommunications, banking, healthcare, insurance, public infrastructure, and enterprise technology.</w:t>
+        <w:t>Senior Software Development Engineer in Test (SDET), QA Automation Engineer, Quality Engineer, and Technical Project Lead with 8+ years of experience in software quality engineering, test automation, automation framework development, API/backend testing, and technical project delivery across telecommunications, banking, healthcare, insurance, public infrastructure, and enterprise technology.</w:t>
       </w:r>
     </w:p>
     <w:p>
@@ -97,10 +74,7 @@
         <w:spacing w:after="40"/>
       </w:pPr>
       <w:r>
-        <w:t xml:space="preserve">Experienced in designing, developing, and maintaining </w:t>
-      </w:r>
-      <w:r>
-        <w:t>scalable automation frameworks for web, mobile, API, microservices, backend, database, streaming, cloud, and set-top-box systems using Playwright, Selenium WebDriver, Cypress, Appium, REST Assured, Postman, TestNG, JUnit, and Cucumber.</w:t>
+        <w:t xml:space="preserve">Experienced in designing, developing, and maintaining scalable automation frameworks for web, mobile, API, microservices, backend, database, streaming, cloud, and set-top-box systems using Playwright, Selenium WebDriver, Cypress, Appium, REST Assured, Postman, TestNG, JUnit, and Cucumber.</w:t>
       </w:r>
     </w:p>
     <w:p>
@@ -108,10 +82,7 @@
         <w:spacing w:after="40"/>
       </w:pPr>
       <w:r>
-        <w:t>Strong programming a</w:t>
-      </w:r>
-      <w:r>
-        <w:t>nd scripting background in Java, Python, JavaScript, TypeScript, C#, SQL, PowerShell, and Groovy, with hands-on CI/CD and DevOps experience using Jenkins, GitHub Actions, Azure DevOps, Docker, Kubernetes, AWS, and Microsoft Azure.</w:t>
+        <w:t>Strong programming and scripting background in Java, Python, JavaScript, TypeScript, C#, SQL, PowerShell, and Groovy, with hands-on CI/CD and DevOps experience using Jenkins, GitHub Actions, Azure DevOps, Docker, Kubernetes, AWS, and Microsoft Azure.</w:t>
       </w:r>
     </w:p>
     <w:p>
@@ -119,13 +90,7 @@
         <w:spacing w:after="40"/>
       </w:pPr>
       <w:r>
-        <w:t>Experienced in test strat</w:t>
-      </w:r>
-      <w:r>
-        <w:t>egy, quality ownership, continuous testing, shift-left testing, release validation, regression automation, defect triage, root cause analysis, risk-based testing, Agile/Scrum, requirements analysis, and stakeholder management. Technical leadership experien</w:t>
-      </w:r>
-      <w:r>
-        <w:t>ce includes coordinating 6 technical teams totaling 18 team members in a hybrid Digital Twins environment while working closely with stakeholders, project managers, engineers, developers, and multidisciplinary teams.</w:t>
+        <w:t>Experienced in test strategy, quality ownership, continuous testing, shift-left testing, release validation, regression automation, defect triage, root cause analysis, risk-based testing, Agile/Scrum, requirements analysis, and stakeholder management. Technical leadership experience includes coordinating 6 technical teams totaling 18 team members in a hybrid Digital Twins environment while working closely with stakeholders, project managers, engineers, developers, and multidisciplinary teams.</w:t>
       </w:r>
     </w:p>
     <w:p>
@@ -147,13 +112,7 @@
         <w:rPr>
           <w:b/>
         </w:rPr>
-        <w:t>Test Automation &amp; Fram</w:t>
-      </w:r>
-      <w:r>
-        <w:rPr>
-          <w:b/>
-        </w:rPr>
-        <w:t xml:space="preserve">ework Engineering: </w:t>
+        <w:t xml:space="preserve">Test Automation &amp; Framework Engineering: </w:t>
       </w:r>
       <w:r>
         <w:t>Playwright, Selenium WebDriver, Cypress, Appium, Protractor, Selenium Grid, TestNG, JUnit, NUnit, PyTest, Cucumber, Gherkin, Jasmine, Automation Framework Development, Test Harness Development</w:t>
@@ -170,10 +129,7 @@
         <w:t xml:space="preserve">Programming &amp; Scripting: </w:t>
       </w:r>
       <w:r>
-        <w:t>Java, Python, JavaS</w:t>
-      </w:r>
-      <w:r>
-        <w:t>cript, TypeScript, C#, SQL, Shell Scripting, PowerShell, Groovy, Object-Oriented Programming (OOP)</w:t>
+        <w:t>Java, Python, JavaScript, TypeScript, C#, SQL, Shell Scripting, PowerShell, Groovy, Object-Oriented Programming (OOP)</w:t>
       </w:r>
     </w:p>
     <w:p>
@@ -187,10 +143,7 @@
         <w:t xml:space="preserve">API, Microservices &amp; Backend Testing: </w:t>
       </w:r>
       <w:r>
-        <w:t>REST APIs, RESTful Services, SOAP Web Services, REST Assured, Postman, Karate, SoapUI, Microservices Testing, API Autom</w:t>
-      </w:r>
-      <w:r>
-        <w:t>ation, API Integration Testing, Kafka, Kafka Producers/Consumers, XML, JSON</w:t>
+        <w:t>REST APIs, RESTful Services, SOAP Web Services, REST Assured, Postman, Karate, SoapUI, Microservices Testing, API Automation, API Integration Testing, Kafka, Kafka Producers/Consumers, XML, JSON</w:t>
       </w:r>
     </w:p>
     <w:p>
@@ -204,10 +157,7 @@
         <w:t xml:space="preserve">Database, ETL &amp; Data Quality: </w:t>
       </w:r>
       <w:r>
-        <w:t>Oracle, DB2, SQL Server, MySQL, Advanced SQL, Database Testing, ETL Testing, ETL Validation, Data Integrity, Data Reconciliation, Data Validation, Bac</w:t>
-      </w:r>
-      <w:r>
-        <w:t>kend Validation</w:t>
+        <w:t>Oracle, DB2, SQL Server, MySQL, Advanced SQL, Database Testing, ETL Testing, ETL Validation, Data Integrity, Data Reconciliation, Data Validation, Backend Validation</w:t>
       </w:r>
     </w:p>
     <w:p>
@@ -235,10 +185,7 @@
         <w:t xml:space="preserve">Cloud Technologies: </w:t>
       </w:r>
       <w:r>
-        <w:t xml:space="preserve">AWS, Microsoft Azure, Lambda, S3, </w:t>
-      </w:r>
-      <w:r>
-        <w:t>EC2, DynamoDB, Cognito, CloudFormation, CloudWatch, CloudTrail, CloudFront, VPC, Cloud-Based Testing</w:t>
+        <w:t xml:space="preserve">AWS, Microsoft Azure, Lambda, S3, EC2, DynamoDB, Cognito, CloudFormation, CloudWatch, CloudTrail, CloudFront, VPC, Cloud-Based Testing</w:t>
       </w:r>
     </w:p>
     <w:p>
@@ -252,10 +199,7 @@
         <w:t xml:space="preserve">Mobile &amp; Cross-Platform Testing: </w:t>
       </w:r>
       <w:r>
-        <w:t xml:space="preserve">Appium, iOS, Android, BrowserStack, Sauce Labs, Perfecto Mobile, Chromium, Firefox, WebKit, Safari, Chrome, Cross-Browser </w:t>
-      </w:r>
-      <w:r>
-        <w:t>Testing, Cross-Device Testing</w:t>
+        <w:t xml:space="preserve">Appium, iOS, Android, BrowserStack, Sauce Labs, Perfecto Mobile, Chromium, Firefox, WebKit, Safari, Chrome, Cross-Browser Testing, Cross-Device Testing</w:t>
       </w:r>
     </w:p>
     <w:p>
@@ -283,10 +227,7 @@
         <w:t xml:space="preserve">Test Architecture &amp; Methodologies: </w:t>
       </w:r>
       <w:r>
-        <w:t>Page Object Model (POM), Data-Driven Testing, Behavior-Driven Development (BDD), Test-Driven Development (TDD), Hybrid Frameworks, End-to-End Testing, Functional Testing, Integration Testing, Regression Testing, Smoke Tes</w:t>
-      </w:r>
-      <w:r>
-        <w:t>ting, System Testing, UAT, Exploratory Testing</w:t>
+        <w:t>Page Object Model (POM), Data-Driven Testing, Behavior-Driven Development (BDD), Test-Driven Development (TDD), Hybrid Frameworks, End-to-End Testing, Functional Testing, Integration Testing, Regression Testing, Smoke Testing, System Testing, UAT, Exploratory Testing</w:t>
       </w:r>
     </w:p>
     <w:p>
@@ -311,13 +252,7 @@
         <w:rPr>
           <w:b/>
         </w:rPr>
-        <w:t>Access</w:t>
-      </w:r>
-      <w:r>
-        <w:rPr>
-          <w:b/>
-        </w:rPr>
-        <w:t xml:space="preserve">ibility &amp; UX Testing: </w:t>
+        <w:t xml:space="preserve">Accessibility &amp; UX Testing: </w:t>
       </w:r>
       <w:r>
         <w:t>Accessibility Testing, WCAG Validation, Screen Reader Testing, Responsive Design Testing, Cross-Device Testing, Usability Validation</w:t>
@@ -345,13 +280,7 @@
         <w:rPr>
           <w:b/>
         </w:rPr>
-        <w:t>Test &amp;</w:t>
-      </w:r>
-      <w:r>
-        <w:rPr>
-          <w:b/>
-        </w:rPr>
-        <w:t xml:space="preserve"> Project Management: </w:t>
+        <w:t xml:space="preserve">Test &amp; Project Management: </w:t>
       </w:r>
       <w:r>
         <w:t>JIRA, HP ALM/Quality Center, Zephyr, Bugzilla, Agile/Scrum, Waterfall, SDLC, STLC, Requirements Traceability, Defect Lifecycle Management, Risk Management</w:t>
@@ -368,10 +297,7 @@
         <w:t xml:space="preserve">Project &amp; Facilities Management: </w:t>
       </w:r>
       <w:r>
-        <w:t>Facilities Project Management, Project Controls</w:t>
-      </w:r>
-      <w:r>
-        <w:t>, Project Lifecycle Management, Construction Document Review, Project Scheduling, Budgeting Awareness, Project Reporting, Document Control, Records Management, Infrastructure Projects, Sustainability, Green Construction, EVCS, Stakeholder Coordination</w:t>
+        <w:t>Facilities Project Management, Project Controls, Project Lifecycle Management, Construction Document Review, Project Scheduling, Budgeting Awareness, Project Reporting, Document Control, Records Management, Infrastructure Projects, Sustainability, Green Construction, EVCS, Stakeholder Coordination</w:t>
       </w:r>
     </w:p>
     <w:p>
@@ -382,13 +308,7 @@
         <w:rPr>
           <w:b/>
         </w:rPr>
-        <w:t>Lead</w:t>
-      </w:r>
-      <w:r>
-        <w:rPr>
-          <w:b/>
-        </w:rPr>
-        <w:t xml:space="preserve">ership &amp; Delivery: </w:t>
+        <w:t xml:space="preserve">Leadership &amp; Delivery: </w:t>
       </w:r>
       <w:r>
         <w:t>Technical Leadership, QA Leadership, Scrum, Cross-Functional Leadership, Stakeholder Management, Project Coordination, Change Leadership, Creative Problem-Solving, Conflict Resolution, Team Mentoring, Continuous Improvement</w:t>
@@ -403,13 +323,7 @@
           <w:b/>
         </w:rPr>
         <w:lastRenderedPageBreak/>
-        <w:t>Additional To</w:t>
-      </w:r>
-      <w:r>
-        <w:rPr>
-          <w:b/>
-        </w:rPr>
-        <w:t xml:space="preserve">ols: </w:t>
+        <w:t xml:space="preserve">Additional Tools: </w:t>
       </w:r>
       <w:r>
         <w:t>Linux, Windows, PuTTY, SSH, Chrome DevTools, Microsoft Excel, Word, PowerPoint, Teams, Outlook, Google Workspace, Bluebeam</w:t>
@@ -449,14 +363,351 @@
           <w:b/>
           <w:sz w:val="20"/>
         </w:rPr>
-        <w:t xml:space="preserve">Project Lead - Architecture, Quality </w:t>
-      </w:r>
+        <w:t xml:space="preserve">Project Lead - Architecture, Quality Engineering &amp; Technical Delivery</w:t>
+      </w:r>
+    </w:p>
+    <w:p>
+      <w:pPr>
+        <w:spacing w:after="20"/>
+      </w:pPr>
+      <w:r>
+        <w:rPr>
+          <w:i/>
+        </w:rPr>
+        <w:t>California Center Digital Twins Hub</w:t>
+      </w:r>
+      <w:r>
+        <w:t xml:space="preserve"> | Hybrid | California</w:t>
+      </w:r>
+    </w:p>
+    <w:p>
+      <w:pPr>
+        <w:pStyle w:val="ListBullet"/>
+        <w:spacing w:after="20" w:line="240" w:lineRule="auto"/>
+        <w:ind w:left="259" w:hanging="173"/>
+      </w:pPr>
+      <w:r>
+        <w:t>Led and coordinated technical activities across 6 cross-functional teams of 3 members each, totaling 18 team members, supporting multiple Digital Twin initiatives through planning, QA, integration, validation, and delivery.</w:t>
+      </w:r>
+    </w:p>
+    <w:p>
+      <w:pPr>
+        <w:pStyle w:val="ListBullet"/>
+        <w:spacing w:after="20" w:line="240" w:lineRule="auto"/>
+        <w:ind w:left="259" w:hanging="173"/>
+      </w:pPr>
+      <w:r>
+        <w:t>Worked in a hybrid environment with stakeholders, project managers, engineers, developers, and multidisciplinary technical teams to align requirements, priorities, dependencies, risks, and deliverables.</w:t>
+      </w:r>
+    </w:p>
+    <w:p>
+      <w:pPr>
+        <w:pStyle w:val="ListBullet"/>
+        <w:spacing w:after="20" w:line="240" w:lineRule="auto"/>
+        <w:ind w:left="259" w:hanging="173"/>
+      </w:pPr>
+      <w:r>
+        <w:t>Translated stakeholder requirements and project objectives into actionable engineering, QA, testing, integration, and project-delivery activities.</w:t>
+      </w:r>
+    </w:p>
+    <w:p>
+      <w:pPr>
+        <w:pStyle w:val="ListBullet"/>
+        <w:spacing w:after="20" w:line="240" w:lineRule="auto"/>
+        <w:ind w:left="259" w:hanging="173"/>
+      </w:pPr>
+      <w:r>
+        <w:t xml:space="preserve">Coordinated quality strategy, test planning, integration testing, system validation, defect management, risk identification, troubleshooting, and delivery readiness across multiple project teams.</w:t>
+      </w:r>
+    </w:p>
+    <w:p>
+      <w:pPr>
+        <w:pStyle w:val="ListBullet"/>
+        <w:spacing w:after="20" w:line="240" w:lineRule="auto"/>
+        <w:ind w:left="259" w:hanging="173"/>
+      </w:pPr>
+      <w:r>
+        <w:t>Applied creative leadership, collaborative problem-solving, adaptability, innovation, and change-management principles when coordinating teams through evolving technical requirements and project challenges.</w:t>
+      </w:r>
+    </w:p>
+    <w:p>
+      <w:pPr>
+        <w:pStyle w:val="ListBullet"/>
+        <w:spacing w:after="20" w:line="240" w:lineRule="auto"/>
+        <w:ind w:left="259" w:hanging="173"/>
+      </w:pPr>
+      <w:r>
+        <w:t>Served as a bridge between technical and nontechnical stakeholders, communicating project status, QA findings, technical risks, blockers, dependencies, and recommended solutions.</w:t>
+      </w:r>
+    </w:p>
+    <w:p>
+      <w:pPr>
+        <w:pStyle w:val="ListBullet"/>
+        <w:spacing w:after="20" w:line="240" w:lineRule="auto"/>
+        <w:ind w:left="259" w:hanging="173"/>
+      </w:pPr>
+      <w:r>
+        <w:t xml:space="preserve">Led quality validation involving Digital Twins, geospatial applications, interactive maps, spatial datasets, 3D environments, XR/AR/VR experiences, responsive web applications, and accessibility features.</w:t>
+      </w:r>
+    </w:p>
+    <w:p>
+      <w:pPr>
+        <w:pStyle w:val="ListBullet"/>
+        <w:spacing w:after="20" w:line="240" w:lineRule="auto"/>
+        <w:ind w:left="259" w:hanging="173"/>
+      </w:pPr>
+      <w:r>
+        <w:t>Supported engineering and QA activities involving ArcGIS, Unreal Engine 5, spatial data, 3D visualization, cross-browser testing, mobile validation, and accessibility testing.</w:t>
+      </w:r>
+    </w:p>
+    <w:p>
+      <w:pPr>
+        <w:pStyle w:val="ListBullet"/>
+        <w:spacing w:after="20" w:line="240" w:lineRule="auto"/>
+        <w:ind w:left="259" w:hanging="173"/>
+      </w:pPr>
+      <w:r>
+        <w:t>Maintained consistent quality practices across six teams while supporting each project's individual technical requirements.</w:t>
+      </w:r>
+    </w:p>
+    <w:p>
+      <w:pPr>
+        <w:pStyle w:val="ListBullet"/>
+        <w:spacing w:after="20" w:line="240" w:lineRule="auto"/>
+        <w:ind w:left="259" w:hanging="173"/>
+      </w:pPr>
+      <w:r>
+        <w:t xml:space="preserve">Promoted knowledge sharing, accountability, continuous improvement, stakeholder communication, and cross-functional collaboration throughout project delivery.</w:t>
+      </w:r>
+    </w:p>
+    <w:p>
+      <w:pPr>
+        <w:pStyle w:val="ListBullet"/>
+        <w:spacing w:after="20" w:line="240" w:lineRule="auto"/>
+        <w:ind w:left="259" w:hanging="173"/>
+      </w:pPr>
+      <w:r>
+        <w:t>Supported technical delivery for Shade-LA, USGBC Wildfire Resilience Guide, ASU Reclamation Project, Baldwin Hills 6-Mile Corridor, Pando Populus, and PUHC Innovation Alleys.</w:t>
+      </w:r>
+    </w:p>
+    <w:p>
+      <w:pPr>
+        <w:pStyle w:val="Heading3"/>
+      </w:pPr>
+      <w:r>
+        <w:t>Pando Populus</w:t>
+      </w:r>
+    </w:p>
+    <w:p>
+      <w:pPr>
+        <w:pStyle w:val="ListBullet"/>
+        <w:spacing w:after="20" w:line="240" w:lineRule="auto"/>
+        <w:ind w:left="259" w:hanging="173"/>
+      </w:pPr>
+      <w:r>
+        <w:t>Performed data-quality and geospatial application validation involving information representing 6,447 residents.</w:t>
+      </w:r>
+    </w:p>
+    <w:p>
+      <w:pPr>
+        <w:pStyle w:val="ListBullet"/>
+        <w:spacing w:after="20" w:line="240" w:lineRule="auto"/>
+        <w:ind w:left="259" w:hanging="173"/>
+      </w:pPr>
+      <w:r>
+        <w:t>Tested 8 community-characteristic toggles, risk-score logic, multi-hazard overlays, filtering behavior, responsive UI functionality, and interactive visualization.</w:t>
+      </w:r>
+    </w:p>
+    <w:p>
+      <w:pPr>
+        <w:pStyle w:val="ListBullet"/>
+        <w:spacing w:after="20" w:line="240" w:lineRule="auto"/>
+        <w:ind w:left="259" w:hanging="173"/>
+      </w:pPr>
+      <w:r>
+        <w:t>Conducted functional, integration, UI, data-integrity, and regression testing across geospatial datasets, visual layers, business logic, and user controls.</w:t>
+      </w:r>
+    </w:p>
+    <w:p>
+      <w:pPr>
+        <w:pStyle w:val="Heading3"/>
+      </w:pPr>
+      <w:r>
+        <w:t>Shade-LA</w:t>
+      </w:r>
+    </w:p>
+    <w:p>
+      <w:pPr>
+        <w:pStyle w:val="ListBullet"/>
+        <w:spacing w:after="20" w:line="240" w:lineRule="auto"/>
+        <w:ind w:left="259" w:hanging="173"/>
+      </w:pPr>
+      <w:r>
+        <w:t>Performed geospatial QA, functional testing, integration testing, and interactive map validation across multiple application layers.</w:t>
+      </w:r>
+    </w:p>
+    <w:p>
+      <w:pPr>
+        <w:pStyle w:val="ListBullet"/>
+        <w:spacing w:after="20" w:line="240" w:lineRule="auto"/>
+        <w:ind w:left="259" w:hanging="173"/>
+      </w:pPr>
+      <w:r>
+        <w:t>Conducted cross-browser and responsive testing across Chrome, Firefox, Safari, mobile, and desktop environments.</w:t>
+      </w:r>
+    </w:p>
+    <w:p>
+      <w:pPr>
+        <w:pStyle w:val="ListBullet"/>
+        <w:spacing w:after="20" w:line="240" w:lineRule="auto"/>
+        <w:ind w:left="259" w:hanging="173"/>
+      </w:pPr>
+      <w:r>
+        <w:t>Validated spatial-data presentation, overlays, map interactions, navigation, and user-facing application behavior.</w:t>
+      </w:r>
+    </w:p>
+    <w:p>
+      <w:pPr>
+        <w:pStyle w:val="Heading3"/>
+      </w:pPr>
+      <w:r>
+        <w:t>USGBC Wildfire Resilience Guide</w:t>
+      </w:r>
+    </w:p>
+    <w:p>
+      <w:pPr>
+        <w:pStyle w:val="ListBullet"/>
+        <w:spacing w:after="20" w:line="240" w:lineRule="auto"/>
+        <w:ind w:left="259" w:hanging="173"/>
+      </w:pPr>
+      <w:r>
+        <w:t>Performed accessibility, WCAG, bilingual-content, data-integrity, cross-device, and responsive-design testing.</w:t>
+      </w:r>
+    </w:p>
+    <w:p>
+      <w:pPr>
+        <w:pStyle w:val="ListBullet"/>
+        <w:spacing w:after="20" w:line="240" w:lineRule="auto"/>
+        <w:ind w:left="259" w:hanging="173"/>
+      </w:pPr>
+      <w:r>
+        <w:t>Validated screen-reader/read-aloud functionality and accessibility-related interactions.</w:t>
+      </w:r>
+    </w:p>
+    <w:p>
+      <w:pPr>
+        <w:pStyle w:val="ListBullet"/>
+        <w:spacing w:after="20" w:line="240" w:lineRule="auto"/>
+        <w:ind w:left="259" w:hanging="173"/>
+      </w:pPr>
+      <w:r>
+        <w:t>Performed browser compatibility and responsive validation across supported devices.</w:t>
+      </w:r>
+    </w:p>
+    <w:p>
+      <w:pPr>
+        <w:pStyle w:val="Heading3"/>
+      </w:pPr>
+      <w:r>
+        <w:t>ASU Reclamation Project</w:t>
+      </w:r>
+    </w:p>
+    <w:p>
+      <w:pPr>
+        <w:pStyle w:val="ListBullet"/>
+        <w:spacing w:after="20" w:line="240" w:lineRule="auto"/>
+        <w:ind w:left="259" w:hanging="173"/>
+      </w:pPr>
+      <w:r>
+        <w:t xml:space="preserve">Supported Digital Twin QA, XR testing, AR/VR validation, 3D rendering validation, accessibility testing, and spatial-data pipeline testing.</w:t>
+      </w:r>
+    </w:p>
+    <w:p>
+      <w:pPr>
+        <w:pStyle w:val="ListBullet"/>
+        <w:spacing w:after="20" w:line="240" w:lineRule="auto"/>
+        <w:ind w:left="259" w:hanging="173"/>
+      </w:pPr>
+      <w:r>
+        <w:t>Conducted functional and visual validation of interactive Digital Twin experiences across supported environments.</w:t>
+      </w:r>
+    </w:p>
+    <w:p>
+      <w:pPr>
+        <w:pStyle w:val="Heading3"/>
+      </w:pPr>
+      <w:r>
+        <w:t>Baldwin Hills 6-Mile Corridor</w:t>
+      </w:r>
+    </w:p>
+    <w:p>
+      <w:pPr>
+        <w:pStyle w:val="ListBullet"/>
+        <w:spacing w:after="20" w:line="240" w:lineRule="auto"/>
+        <w:ind w:left="259" w:hanging="173"/>
+      </w:pPr>
+      <w:r>
+        <w:t>Performed geospatial QA, interactive map testing, functional testing, and regression validation.</w:t>
+      </w:r>
+    </w:p>
+    <w:p>
+      <w:pPr>
+        <w:pStyle w:val="ListBullet"/>
+        <w:spacing w:after="20" w:line="240" w:lineRule="auto"/>
+        <w:ind w:left="259" w:hanging="173"/>
+      </w:pPr>
+      <w:r>
+        <w:t>Tested navigation, zone filtering, spatial overlays, responsive behavior, and mobile/desktop compatibility.</w:t>
+      </w:r>
+    </w:p>
+    <w:p>
+      <w:pPr>
+        <w:pStyle w:val="Heading3"/>
+      </w:pPr>
+      <w:r>
+        <w:t>PUHC Innovation Alleys</w:t>
+      </w:r>
+    </w:p>
+    <w:p>
+      <w:pPr>
+        <w:pStyle w:val="ListBullet"/>
+        <w:spacing w:after="20" w:line="240" w:lineRule="auto"/>
+        <w:ind w:left="259" w:hanging="173"/>
+      </w:pPr>
+      <w:r>
+        <w:t>Performed quality validation for a 3D Digital Twin solution integrating Unreal Engine 5 and ArcGIS.</w:t>
+      </w:r>
+    </w:p>
+    <w:p>
+      <w:pPr>
+        <w:pStyle w:val="ListBullet"/>
+        <w:spacing w:after="20" w:line="240" w:lineRule="auto"/>
+        <w:ind w:left="259" w:hanging="173"/>
+      </w:pPr>
+      <w:r>
+        <w:t>Conducted visualization, integration, functional, and performance testing across 4 project zones.</w:t>
+      </w:r>
+    </w:p>
+    <w:p>
+      <w:pPr>
+        <w:pStyle w:val="ListBullet"/>
+        <w:spacing w:after="20" w:line="240" w:lineRule="auto"/>
+        <w:ind w:left="259" w:hanging="173"/>
+      </w:pPr>
+      <w:r>
+        <w:t>Validated intervention layers involving shade, murals, urban farming, and other urban visualization components.</w:t>
+      </w:r>
+    </w:p>
+    <w:p>
+      <w:pPr>
+        <w:spacing w:before="80" w:after="0"/>
+      </w:pPr>
       <w:r>
         <w:rPr>
           <w:b/>
           <w:sz w:val="20"/>
         </w:rPr>
-        <w:t>Engineering &amp; Technical Delivery</w:t>
+        <w:t>DIRECTV SignalSaver - Streaming Resiliency &amp; Test Automation</w:t>
       </w:r>
     </w:p>
     <w:p>
@@ -467,10 +718,7 @@
         <w:rPr>
           <w:i/>
         </w:rPr>
-        <w:t>California Center Digital Twins Hub</w:t>
-      </w:r>
-      <w:r>
-        <w:t xml:space="preserve"> | Hybrid | California</w:t>
+        <w:t>AT&amp;T / DIRECTV</w:t>
       </w:r>
     </w:p>
     <w:p>
@@ -480,10 +728,7 @@
         <w:ind w:left="259" w:hanging="173"/>
       </w:pPr>
       <w:r>
-        <w:t>Led and coordinated technical activities across 6 cross-functional teams of 3 members each, totaling 18 team members, supporting multiple Digital Twin initiatives th</w:t>
-      </w:r>
-      <w:r>
-        <w:t>rough planning, QA, integration, validation, and delivery.</w:t>
+        <w:t>Designed and executed test strategy, automation, system, integration, regression, and end-to-end testing for DIRECTV SignalSaver.</w:t>
       </w:r>
     </w:p>
     <w:p>
@@ -493,10 +738,12 @@
         <w:ind w:left="259" w:hanging="173"/>
       </w:pPr>
       <w:r>
-        <w:t>Worked in a hybrid environment with stakeholders, project managers, engineers, developers, and multidisciplinary technical teams to align requirements, priorities, dependencies, risks, and delivera</w:t>
-      </w:r>
-      <w:r>
-        <w:t>bles.</w:t>
+        <w:t>Developed Playwright automation covering SignalSaver configura</w:t>
+      </w:r>
+      <w:bookmarkStart w:id="0" w:name="_GoBack"/>
+      <w:bookmarkEnd w:id="0"/>
+      <w:r>
+        <w:t>tions including Always Use, Always Ask, and Always Off.</w:t>
       </w:r>
     </w:p>
     <w:p>
@@ -506,7 +753,8 @@
         <w:ind w:left="259" w:hanging="173"/>
       </w:pPr>
       <w:r>
-        <w:t>Translated stakeholder requirements and project objectives into actionable engineering, QA, testing, integration, and project-delivery activities.</w:t>
+        <w:lastRenderedPageBreak/>
+        <w:t>Validated adaptive bitrate streaming, failover behavior, service resiliency, and satellite-to-internet streaming transitions.</w:t>
       </w:r>
     </w:p>
     <w:p>
@@ -516,10 +764,7 @@
         <w:ind w:left="259" w:hanging="173"/>
       </w:pPr>
       <w:r>
-        <w:t>Coordinated quality strategy, test planning, integration testing, system validation, defect management,</w:t>
-      </w:r>
-      <w:r>
-        <w:t xml:space="preserve"> risk identification, troubleshooting, and delivery readiness across multiple project teams.</w:t>
+        <w:t>Built reusable automation using Playwright, Page Object Model, Data-Driven Testing, BDD, Cucumber, and Gherkin.</w:t>
       </w:r>
     </w:p>
     <w:p>
@@ -529,10 +774,7 @@
         <w:ind w:left="259" w:hanging="173"/>
       </w:pPr>
       <w:r>
-        <w:t>Applied creative leadership, collaborative problem-solving, adaptability, innovation, and change-management principles when coordinating teams through evolving tec</w:t>
-      </w:r>
-      <w:r>
-        <w:t>hnical requirements and project challenges.</w:t>
+        <w:t>Automated UI, REST/SOAP API, backend, database, receiver-log, and Kafka-message validation.</w:t>
       </w:r>
     </w:p>
     <w:p>
@@ -542,7 +784,7 @@
         <w:ind w:left="259" w:hanging="173"/>
       </w:pPr>
       <w:r>
-        <w:t>Served as a bridge between technical and nontechnical stakeholders, communicating project status, QA findings, technical risks, blockers, dependencies, and recommended solutions.</w:t>
+        <w:t>Validated customer preferences, channel availability, receiver configurations, streaming behavior, and backend data integrity.</w:t>
       </w:r>
     </w:p>
     <w:p>
@@ -552,10 +794,7 @@
         <w:ind w:left="259" w:hanging="173"/>
       </w:pPr>
       <w:r>
-        <w:t xml:space="preserve">Led quality validation involving </w:t>
-      </w:r>
-      <w:r>
-        <w:t>Digital Twins, geospatial applications, interactive maps, spatial datasets, 3D environments, XR/AR/VR experiences, responsive web applications, and accessibility features.</w:t>
+        <w:t>Used Linux, PuTTY, SSH, logs, and system diagnostics for troubleshooting, debugging, root cause analysis, and defect investigation.</w:t>
       </w:r>
     </w:p>
     <w:p>
@@ -565,10 +804,7 @@
         <w:ind w:left="259" w:hanging="173"/>
       </w:pPr>
       <w:r>
-        <w:t>Supported engineering and QA activities involving ArcGIS, Unreal Engine 5, spatial d</w:t>
-      </w:r>
-      <w:r>
-        <w:t>ata, 3D visualization, cross-browser testing, mobile validation, and accessibility testing.</w:t>
+        <w:t xml:space="preserve">Configured hardware/software integration environments using set-top boxes, network emulators, patch panels, routers, switches, and cable connections.</w:t>
       </w:r>
     </w:p>
     <w:p>
@@ -578,7 +814,7 @@
         <w:ind w:left="259" w:hanging="173"/>
       </w:pPr>
       <w:r>
-        <w:t>Maintained consistent quality practices across six teams while supporting each project's individual technical requirements.</w:t>
+        <w:t>Performed upgrade, rollback, network-interruption, failover, connectivity, and resiliency testing.</w:t>
       </w:r>
     </w:p>
     <w:p>
@@ -588,10 +824,7 @@
         <w:ind w:left="259" w:hanging="173"/>
       </w:pPr>
       <w:r>
-        <w:t xml:space="preserve">Promoted knowledge sharing, </w:t>
-      </w:r>
-      <w:r>
-        <w:t>accountability, continuous improvement, stakeholder communication, and cross-functional collaboration throughout project delivery.</w:t>
+        <w:t>Validated VOD, PUSH content, YouTube, Pandora, and other streaming functionality.</w:t>
       </w:r>
     </w:p>
     <w:p>
@@ -601,18 +834,7 @@
         <w:ind w:left="259" w:hanging="173"/>
       </w:pPr>
       <w:r>
-        <w:t>Supported technical delivery for Shade-LA, USGBC Wildfire Resilience Guide, ASU Reclamation Project, Baldwin Hills 6-Mile Cor</w:t>
-      </w:r>
-      <w:r>
-        <w:t>ridor, Pando Populus, and PUHC Innovation Alleys.</w:t>
-      </w:r>
-    </w:p>
-    <w:p>
-      <w:pPr>
-        <w:pStyle w:val="Heading3"/>
-      </w:pPr>
-      <w:r>
-        <w:t>Pando Populus</w:t>
+        <w:t xml:space="preserve">Integrated Playwright suites with Jenkins and GitHub Actions to support continuous regression testing and release validation.</w:t>
       </w:r>
     </w:p>
     <w:p>
@@ -622,218 +844,18 @@
         <w:ind w:left="259" w:hanging="173"/>
       </w:pPr>
       <w:r>
-        <w:t>Performed data-quality and geospatial application validation involving information representing 6,447 residents.</w:t>
-      </w:r>
-    </w:p>
-    <w:p>
-      <w:pPr>
-        <w:pStyle w:val="ListBullet"/>
-        <w:spacing w:after="20" w:line="240" w:lineRule="auto"/>
-        <w:ind w:left="259" w:hanging="173"/>
-      </w:pPr>
-      <w:r>
-        <w:t>Tested 8 community-characteristic toggles, risk-score logic, multi-hazard overl</w:t>
-      </w:r>
-      <w:r>
-        <w:t>ays, filtering behavior, responsive UI functionality, and interactive visualization.</w:t>
-      </w:r>
-    </w:p>
-    <w:p>
-      <w:pPr>
-        <w:pStyle w:val="ListBullet"/>
-        <w:spacing w:after="20" w:line="240" w:lineRule="auto"/>
-        <w:ind w:left="259" w:hanging="173"/>
-      </w:pPr>
-      <w:r>
-        <w:t>Conducted functional, integration, UI, data-integrity, and regression testing across geospatial datasets, visual layers, business logic, and user controls.</w:t>
-      </w:r>
-    </w:p>
-    <w:p>
-      <w:pPr>
-        <w:pStyle w:val="Heading3"/>
-      </w:pPr>
-      <w:r>
-        <w:t>Shade-LA</w:t>
-      </w:r>
-    </w:p>
-    <w:p>
-      <w:pPr>
-        <w:pStyle w:val="ListBullet"/>
-        <w:spacing w:after="20" w:line="240" w:lineRule="auto"/>
-        <w:ind w:left="259" w:hanging="173"/>
-      </w:pPr>
-      <w:r>
-        <w:t>Perfor</w:t>
-      </w:r>
-      <w:r>
-        <w:t>med geospatial QA, functional testing, integration testing, and interactive map validation across multiple application layers.</w:t>
-      </w:r>
-    </w:p>
-    <w:p>
-      <w:pPr>
-        <w:pStyle w:val="ListBullet"/>
-        <w:spacing w:after="20" w:line="240" w:lineRule="auto"/>
-        <w:ind w:left="259" w:hanging="173"/>
-      </w:pPr>
-      <w:r>
-        <w:t>Conducted cross-browser and responsive testing across Chrome, Firefox, Safari, mobile, and desktop environments.</w:t>
-      </w:r>
-    </w:p>
-    <w:p>
-      <w:pPr>
-        <w:pStyle w:val="ListBullet"/>
-        <w:spacing w:after="20" w:line="240" w:lineRule="auto"/>
-        <w:ind w:left="259" w:hanging="173"/>
-      </w:pPr>
-      <w:r>
-        <w:t>Validated spatia</w:t>
-      </w:r>
-      <w:r>
-        <w:t>l-data presentation, overlays, map interactions, navigation, and user-facing application behavior.</w:t>
-      </w:r>
-    </w:p>
-    <w:p>
-      <w:pPr>
-        <w:pStyle w:val="Heading3"/>
-      </w:pPr>
-      <w:r>
-        <w:t>USGBC Wildfire Resilience Guide</w:t>
-      </w:r>
-    </w:p>
-    <w:p>
-      <w:pPr>
-        <w:pStyle w:val="ListBullet"/>
-        <w:spacing w:after="20" w:line="240" w:lineRule="auto"/>
-        <w:ind w:left="259" w:hanging="173"/>
-      </w:pPr>
-      <w:r>
-        <w:t>Performed accessibility, WCAG, bilingual-content, data-integrity, cross-device, and responsive-design testing.</w:t>
-      </w:r>
-    </w:p>
-    <w:p>
-      <w:pPr>
-        <w:pStyle w:val="ListBullet"/>
-        <w:spacing w:after="20" w:line="240" w:lineRule="auto"/>
-        <w:ind w:left="259" w:hanging="173"/>
-      </w:pPr>
-      <w:r>
-        <w:t>Validated scre</w:t>
-      </w:r>
-      <w:r>
-        <w:t>en-reader/read-aloud functionality and accessibility-related interactions.</w:t>
-      </w:r>
-    </w:p>
-    <w:p>
-      <w:pPr>
-        <w:pStyle w:val="ListBullet"/>
-        <w:spacing w:after="20" w:line="240" w:lineRule="auto"/>
-        <w:ind w:left="259" w:hanging="173"/>
-      </w:pPr>
-      <w:r>
-        <w:t>Performed browser compatibility and responsive validation across supported devices.</w:t>
-      </w:r>
-    </w:p>
-    <w:p>
-      <w:pPr>
-        <w:pStyle w:val="Heading3"/>
-      </w:pPr>
-      <w:r>
-        <w:t>ASU Reclamation Project</w:t>
-      </w:r>
-    </w:p>
-    <w:p>
-      <w:pPr>
-        <w:pStyle w:val="ListBullet"/>
-        <w:spacing w:after="20" w:line="240" w:lineRule="auto"/>
-        <w:ind w:left="259" w:hanging="173"/>
-      </w:pPr>
-      <w:r>
-        <w:t xml:space="preserve">Supported Digital Twin QA, XR testing, AR/VR validation, 3D rendering </w:t>
-      </w:r>
-      <w:r>
-        <w:t>validation, accessibility testing, and spatial-data pipeline testing.</w:t>
-      </w:r>
-    </w:p>
-    <w:p>
-      <w:pPr>
-        <w:pStyle w:val="ListBullet"/>
-        <w:spacing w:after="20" w:line="240" w:lineRule="auto"/>
-        <w:ind w:left="259" w:hanging="173"/>
-      </w:pPr>
-      <w:r>
-        <w:t>Conducted functional and visual validation of interactive Digital Twin experiences across supported environments.</w:t>
-      </w:r>
-    </w:p>
-    <w:p>
-      <w:pPr>
-        <w:pStyle w:val="Heading3"/>
-      </w:pPr>
-      <w:r>
-        <w:t>Baldwin Hills 6-Mile Corridor</w:t>
-      </w:r>
-    </w:p>
-    <w:p>
-      <w:pPr>
-        <w:pStyle w:val="ListBullet"/>
-        <w:spacing w:after="20" w:line="240" w:lineRule="auto"/>
-        <w:ind w:left="259" w:hanging="173"/>
-      </w:pPr>
-      <w:r>
-        <w:t>Performed geospatial QA, interactive map t</w:t>
-      </w:r>
-      <w:r>
-        <w:t>esting, functional testing, and regression validation.</w:t>
-      </w:r>
-    </w:p>
-    <w:p>
-      <w:pPr>
-        <w:pStyle w:val="ListBullet"/>
-        <w:spacing w:after="20" w:line="240" w:lineRule="auto"/>
-        <w:ind w:left="259" w:hanging="173"/>
-      </w:pPr>
-      <w:r>
-        <w:t>Tested navigation, zone filtering, spatial overlays, responsive behavior, and mobile/desktop compatibility.</w:t>
-      </w:r>
-    </w:p>
-    <w:p>
-      <w:pPr>
-        <w:pStyle w:val="Heading3"/>
-      </w:pPr>
-      <w:r>
-        <w:t>PUHC Innovation Alleys</w:t>
-      </w:r>
-    </w:p>
-    <w:p>
-      <w:pPr>
-        <w:pStyle w:val="ListBullet"/>
-        <w:spacing w:after="20" w:line="240" w:lineRule="auto"/>
-        <w:ind w:left="259" w:hanging="173"/>
-      </w:pPr>
-      <w:r>
-        <w:t>Performed quality validation for a 3D Digital Twin solution integratin</w:t>
-      </w:r>
-      <w:r>
-        <w:t>g Unreal Engine 5 and ArcGIS.</w:t>
-      </w:r>
-    </w:p>
-    <w:p>
-      <w:pPr>
-        <w:pStyle w:val="ListBullet"/>
-        <w:spacing w:after="20" w:line="240" w:lineRule="auto"/>
-        <w:ind w:left="259" w:hanging="173"/>
-      </w:pPr>
-      <w:r>
-        <w:t>Conducted visualization, integration, functional, and performance testing across 4 project zones.</w:t>
-      </w:r>
-    </w:p>
-    <w:p>
-      <w:pPr>
-        <w:pStyle w:val="ListBullet"/>
-        <w:spacing w:after="20" w:line="240" w:lineRule="auto"/>
-        <w:ind w:left="259" w:hanging="173"/>
-      </w:pPr>
-      <w:r>
-        <w:t>Validated intervention layers involving shade, murals, urban farming, and other urban visualization components.</w:t>
+        <w:t>Mentored team members on Playwright, parallel execution, debugging, automation framework design, and maintainable test architecture.</w:t>
+      </w:r>
+    </w:p>
+    <w:p>
+      <w:pPr>
+        <w:pStyle w:val="Heading1"/>
+        <w:pBdr>
+          <w:bottom w:val="single" w:sz="6" w:space="1" w:color="808080"/>
+        </w:pBdr>
+      </w:pPr>
+      <w:r>
+        <w:t>PROFESSIONAL EXPERIENCE</w:t>
       </w:r>
     </w:p>
     <w:p>
@@ -845,200 +867,13 @@
           <w:b/>
           <w:sz w:val="20"/>
         </w:rPr>
-        <w:t>DIRECTV SignalSa</w:t>
-      </w:r>
-      <w:r>
-        <w:rPr>
-          <w:b/>
-          <w:sz w:val="20"/>
-        </w:rPr>
-        <w:t>ver - Streaming Resiliency &amp; Test Automation</w:t>
-      </w:r>
-    </w:p>
-    <w:p>
-      <w:pPr>
-        <w:spacing w:after="20"/>
-      </w:pPr>
-      <w:r>
-        <w:rPr>
-          <w:i/>
-        </w:rPr>
-        <w:t>AT&amp;T / DIRECTV</w:t>
-      </w:r>
-    </w:p>
-    <w:p>
-      <w:pPr>
-        <w:pStyle w:val="ListBullet"/>
-        <w:spacing w:after="20" w:line="240" w:lineRule="auto"/>
-        <w:ind w:left="259" w:hanging="173"/>
-      </w:pPr>
-      <w:r>
-        <w:t>Designed and executed test strategy, automation, system, integration, regression, and end-to-end testing for DIRECTV SignalSaver.</w:t>
-      </w:r>
-    </w:p>
-    <w:p>
-      <w:pPr>
-        <w:pStyle w:val="ListBullet"/>
-        <w:spacing w:after="20" w:line="240" w:lineRule="auto"/>
-        <w:ind w:left="259" w:hanging="173"/>
-      </w:pPr>
-      <w:r>
-        <w:t>Developed Playwright automation covering SignalSaver configura</w:t>
-      </w:r>
-      <w:bookmarkStart w:id="0" w:name="_GoBack"/>
-      <w:bookmarkEnd w:id="0"/>
-      <w:r>
-        <w:t>tion</w:t>
-      </w:r>
-      <w:r>
-        <w:t>s including Always Use, Always Ask, and Always Off.</w:t>
-      </w:r>
-    </w:p>
-    <w:p>
-      <w:pPr>
-        <w:pStyle w:val="ListBullet"/>
-        <w:spacing w:after="20" w:line="240" w:lineRule="auto"/>
-        <w:ind w:left="259" w:hanging="173"/>
-      </w:pPr>
-      <w:r>
-        <w:lastRenderedPageBreak/>
-        <w:t>Validated adaptive bitrate streaming, failover behavior, service resiliency, and satellite-to-internet streaming transitions.</w:t>
-      </w:r>
-    </w:p>
-    <w:p>
-      <w:pPr>
-        <w:pStyle w:val="ListBullet"/>
-        <w:spacing w:after="20" w:line="240" w:lineRule="auto"/>
-        <w:ind w:left="259" w:hanging="173"/>
-      </w:pPr>
-      <w:r>
-        <w:t>Built reusable automation using Playwright, Page Object Model, Data-Driven Tes</w:t>
-      </w:r>
-      <w:r>
-        <w:t>ting, BDD, Cucumber, and Gherkin.</w:t>
-      </w:r>
-    </w:p>
-    <w:p>
-      <w:pPr>
-        <w:pStyle w:val="ListBullet"/>
-        <w:spacing w:after="20" w:line="240" w:lineRule="auto"/>
-        <w:ind w:left="259" w:hanging="173"/>
-      </w:pPr>
-      <w:r>
-        <w:t>Automated UI, REST/SOAP API, backend, database, receiver-log, and Kafka-message validation.</w:t>
-      </w:r>
-    </w:p>
-    <w:p>
-      <w:pPr>
-        <w:pStyle w:val="ListBullet"/>
-        <w:spacing w:after="20" w:line="240" w:lineRule="auto"/>
-        <w:ind w:left="259" w:hanging="173"/>
-      </w:pPr>
-      <w:r>
-        <w:t>Validated customer preferences, channel availability, receiver configurations, streaming behavior, and backend data integrity.</w:t>
-      </w:r>
-    </w:p>
-    <w:p>
-      <w:pPr>
-        <w:pStyle w:val="ListBullet"/>
-        <w:spacing w:after="20" w:line="240" w:lineRule="auto"/>
-        <w:ind w:left="259" w:hanging="173"/>
-      </w:pPr>
-      <w:r>
-        <w:t>Use</w:t>
-      </w:r>
-      <w:r>
-        <w:t>d Linux, PuTTY, SSH, logs, and system diagnostics for troubleshooting, debugging, root cause analysis, and defect investigation.</w:t>
-      </w:r>
-    </w:p>
-    <w:p>
-      <w:pPr>
-        <w:pStyle w:val="ListBullet"/>
-        <w:spacing w:after="20" w:line="240" w:lineRule="auto"/>
-        <w:ind w:left="259" w:hanging="173"/>
-      </w:pPr>
-      <w:r>
-        <w:t xml:space="preserve">Configured hardware/software integration environments using set-top boxes, network emulators, patch panels, routers, switches, </w:t>
-      </w:r>
-      <w:r>
-        <w:t>and cable connections.</w:t>
-      </w:r>
-    </w:p>
-    <w:p>
-      <w:pPr>
-        <w:pStyle w:val="ListBullet"/>
-        <w:spacing w:after="20" w:line="240" w:lineRule="auto"/>
-        <w:ind w:left="259" w:hanging="173"/>
-      </w:pPr>
-      <w:r>
-        <w:t>Performed upgrade, rollback, network-interruption, failover, connectivity, and resiliency testing.</w:t>
-      </w:r>
-    </w:p>
-    <w:p>
-      <w:pPr>
-        <w:pStyle w:val="ListBullet"/>
-        <w:spacing w:after="20" w:line="240" w:lineRule="auto"/>
-        <w:ind w:left="259" w:hanging="173"/>
-      </w:pPr>
-      <w:r>
-        <w:t>Validated VOD, PUSH content, YouTube, Pandora, and other streaming functionality.</w:t>
-      </w:r>
-    </w:p>
-    <w:p>
-      <w:pPr>
-        <w:pStyle w:val="ListBullet"/>
-        <w:spacing w:after="20" w:line="240" w:lineRule="auto"/>
-        <w:ind w:left="259" w:hanging="173"/>
-      </w:pPr>
-      <w:r>
-        <w:t>Integrated Playwright suites with Jenkins and GitHub</w:t>
-      </w:r>
-      <w:r>
-        <w:t xml:space="preserve"> Actions to support continuous regression testing and release validation.</w:t>
-      </w:r>
-    </w:p>
-    <w:p>
-      <w:pPr>
-        <w:pStyle w:val="ListBullet"/>
-        <w:spacing w:after="20" w:line="240" w:lineRule="auto"/>
-        <w:ind w:left="259" w:hanging="173"/>
-      </w:pPr>
-      <w:r>
-        <w:t>Mentored team members on Playwright, parallel execution, debugging, automation framework design, and maintainable test architecture.</w:t>
-      </w:r>
-    </w:p>
-    <w:p>
-      <w:pPr>
-        <w:pStyle w:val="Heading1"/>
-        <w:pBdr>
-          <w:bottom w:val="single" w:sz="6" w:space="1" w:color="808080"/>
-        </w:pBdr>
-      </w:pPr>
-      <w:r>
-        <w:t>PROFESSIONAL EXPERIENCE</w:t>
-      </w:r>
-    </w:p>
-    <w:p>
-      <w:pPr>
-        <w:spacing w:before="80" w:after="0"/>
-      </w:pPr>
-      <w:r>
-        <w:rPr>
-          <w:b/>
-          <w:sz w:val="20"/>
-        </w:rPr>
-        <w:t>Project Management / PMO</w:t>
+        <w:t>Software Engineer</w:t>
       </w:r>
       <w:r>
         <w:rPr>
           <w:b/>
         </w:rPr>
         <w:tab/>
-      </w:r>
-      <w:r>
-        <w:rPr>
-          <w:b/>
-        </w:rPr>
         <w:t>May 2026 - Present</w:t>
       </w:r>
     </w:p>
@@ -1063,10 +898,7 @@
         <w:ind w:left="259" w:hanging="173"/>
       </w:pPr>
       <w:r>
-        <w:t xml:space="preserve">Coordinate monthly MLA Priority Project Lists across 9 LACCD campuses, supporting PMO governance, project controls, portfolio reporting, documentation management, and </w:t>
-      </w:r>
-      <w:r>
-        <w:t>districtwide project tracking.</w:t>
+        <w:t xml:space="preserve">Design, build, and maintain a new internal web application for tracking PMO Priority Projects at BuildLACCD, covering requirements gathering, data-model and database design, feature development, bug fixes, and ongoing maintenance and user support.</w:t>
       </w:r>
     </w:p>
     <w:p>
@@ -1076,10 +908,7 @@
         <w:ind w:left="259" w:hanging="173"/>
       </w:pPr>
       <w:r>
-        <w:t>Support facilities and infrastructure project activities throughout the project lifecycle, including project documentation, construction document review, deliverables, scheduling coordination, reporting, and stakeholder follo</w:t>
-      </w:r>
-      <w:r>
-        <w:t>w-up.</w:t>
+        <w:t xml:space="preserve">Coordinate monthly MLA Priority Project Lists across 9 LACCD campuses, supporting PMO governance, project controls, portfolio reporting, documentation management, and districtwide project tracking.</w:t>
       </w:r>
     </w:p>
     <w:p>
@@ -1089,7 +918,7 @@
         <w:ind w:left="259" w:hanging="173"/>
       </w:pPr>
       <w:r>
-        <w:t>Collect, validate, organize, and maintain approved PDF priority lists and Excel working files from campus project teams, supporting document control, records management, data accuracy, and project reporting.</w:t>
+        <w:t>Support facilities and infrastructure project activities throughout the project lifecycle, including project documentation, construction document review, deliverables, scheduling coordination, reporting, and stakeholder follow-up.</w:t>
       </w:r>
     </w:p>
     <w:p>
@@ -1099,10 +928,7 @@
         <w:ind w:left="259" w:hanging="173"/>
       </w:pPr>
       <w:r>
-        <w:t>Maintain the Districtwide MLA Excel tracke</w:t>
-      </w:r>
-      <w:r>
-        <w:t>r as a centralized resource for portfolio tracking, status monitoring, project controls, and stakeholder visibility.</w:t>
+        <w:t>Collect, validate, organize, and maintain approved PDF priority lists and Excel working files from campus project teams, supporting document control, records management, data accuracy, and project reporting.</w:t>
       </w:r>
     </w:p>
     <w:p>
@@ -1112,10 +938,7 @@
         <w:ind w:left="259" w:hanging="173"/>
       </w:pPr>
       <w:r>
-        <w:t>Track missing and delayed submissions, coordinate follow-ups, identify documentation gaps, and work with project controls personnel and sta</w:t>
-      </w:r>
-      <w:r>
-        <w:t>keholders toward resolution.</w:t>
+        <w:t>Build and maintain the Districtwide MLA Excel tracker as a centralized data system for portfolio tracking, status monitoring, project controls, and stakeholder visibility.</w:t>
       </w:r>
     </w:p>
     <w:p>
@@ -1125,7 +948,7 @@
         <w:ind w:left="259" w:hanging="173"/>
       </w:pPr>
       <w:r>
-        <w:t>Apply facilities project-management concepts involving project initiation, planning, scheduling, budgeting awareness, project deliverables, construction documentation, reporting, and project closeout.</w:t>
+        <w:t>Identify data gaps and inconsistencies across submissions, debug and resolve tracking discrepancies, and coordinate with project controls personnel and stakeholders toward resolution.</w:t>
       </w:r>
     </w:p>
     <w:p>
@@ -1135,10 +958,7 @@
         <w:ind w:left="259" w:hanging="173"/>
       </w:pPr>
       <w:r>
-        <w:t xml:space="preserve">Support Electric Vehicle </w:t>
-      </w:r>
-      <w:r>
-        <w:t>Charging Station (EVCS), sustainability, green construction, and infrastructure project analysis through review of drawings, specifications, project documentation, and charging-stall counts.</w:t>
+        <w:t>Apply facilities project-management concepts involving project initiation, planning, scheduling, budgeting awareness, project deliverables, construction documentation, reporting, and project closeout.</w:t>
       </w:r>
     </w:p>
     <w:p>
@@ -1148,10 +968,7 @@
         <w:ind w:left="259" w:hanging="173"/>
       </w:pPr>
       <w:r>
-        <w:t>Perform construction document review, drawing review, discrepancy</w:t>
-      </w:r>
-      <w:r>
-        <w:t xml:space="preserve"> analysis, data validation, quality control, and document verification.</w:t>
+        <w:t xml:space="preserve">Support Electric Vehicle Charging Station (EVCS), sustainability, green construction, and infrastructure project analysis through review of drawings, specifications, project documentation, and charging-stall counts.</w:t>
       </w:r>
     </w:p>
     <w:p>
@@ -1161,7 +978,7 @@
         <w:ind w:left="259" w:hanging="173"/>
       </w:pPr>
       <w:r>
-        <w:t>Use Bluebeam and Microsoft Excel for construction document review, project tracking, data analysis, reporting, and project-control activities.</w:t>
+        <w:t xml:space="preserve">Perform construction document review, drawing review, discrepancy analysis, data validation, quality control, and document verification — applying the same analytical rigor used in software QA.</w:t>
       </w:r>
     </w:p>
     <w:p>
@@ -1171,10 +988,7 @@
         <w:ind w:left="259" w:hanging="173"/>
       </w:pPr>
       <w:r>
-        <w:t>Collaborate with project managers, projec</w:t>
-      </w:r>
-      <w:r>
-        <w:t>t engineers, project controls specialists, campus teams, consultants, and program stakeholders to maintain accurate project information.</w:t>
+        <w:t>Use Bluebeam and Microsoft Excel (formulas, structured data models, and automation-driven workflows) for construction document review, project tracking, data analysis, reporting, and project-control activities.</w:t>
       </w:r>
     </w:p>
     <w:p>
@@ -1184,10 +998,17 @@
         <w:ind w:left="259" w:hanging="173"/>
       </w:pPr>
       <w:r>
-        <w:t>Manage recurring deadlines, project records, stakeholder communication, follow-ups, and multiple campus priorities with</w:t>
-      </w:r>
-      <w:r>
-        <w:t>in a facilities and construction PMO environment.</w:t>
+        <w:t>Collaborate with project managers, project engineers, project controls specialists, campus teams, consultants, and program stakeholders to maintain accurate project information.</w:t>
+      </w:r>
+    </w:p>
+    <w:p>
+      <w:pPr>
+        <w:pStyle w:val="ListBullet"/>
+        <w:spacing w:after="20" w:line="240" w:lineRule="auto"/>
+        <w:ind w:left="259" w:hanging="173"/>
+      </w:pPr>
+      <w:r>
+        <w:t>Manage recurring deadlines, project records, stakeholder communication, follow-ups, and multiple campus priorities within a facilities and construction PMO environment.</w:t>
       </w:r>
     </w:p>
     <w:p>
@@ -1230,10 +1051,7 @@
         <w:ind w:left="259" w:hanging="173"/>
       </w:pPr>
       <w:r>
-        <w:t>Own and execute test strategy, test planning, test design, automation development, execution, defect managemen</w:t>
-      </w:r>
-      <w:r>
-        <w:t>t, and release validation across set-top-box, web, mobile, API, database, backend, and streaming platforms.</w:t>
+        <w:t>Own and execute test strategy, test planning, test design, automation development, execution, defect management, and release validation across set-top-box, web, mobile, API, database, backend, and streaming platforms.</w:t>
       </w:r>
     </w:p>
     <w:p>
@@ -1253,10 +1071,7 @@
         <w:ind w:left="259" w:hanging="173"/>
       </w:pPr>
       <w:r>
-        <w:t>Apply Page Objec</w:t>
-      </w:r>
-      <w:r>
-        <w:t>t Model, BDD, Cucumber, Gherkin, Data-Driven Testing, reusable framework architecture, and automation best practices.</w:t>
+        <w:t>Apply Page Object Model, BDD, Cucumber, Gherkin, Data-Driven Testing, reusable framework architecture, and automation best practices.</w:t>
       </w:r>
     </w:p>
     <w:p>
@@ -1276,10 +1091,7 @@
         <w:ind w:left="259" w:hanging="173"/>
       </w:pPr>
       <w:r>
-        <w:t>Build automated coverage across UI, REST/SOAP APIs, backend services, data</w:t>
-      </w:r>
-      <w:r>
-        <w:t>bases, and Kafka messaging systems.</w:t>
+        <w:t>Build automated coverage across UI, REST/SOAP APIs, backend services, databases, and Kafka messaging systems.</w:t>
       </w:r>
     </w:p>
     <w:p>
@@ -1299,10 +1111,7 @@
         <w:ind w:left="259" w:hanging="173"/>
       </w:pPr>
       <w:r>
-        <w:t>Execute functional, integration, regression, smoke, system, end-to-end, API, mobile, cross-browser, and exploratory testi</w:t>
-      </w:r>
-      <w:r>
-        <w:t>ng.</w:t>
+        <w:t>Execute functional, integration, regression, smoke, system, end-to-end, API, mobile, cross-browser, and exploratory testing.</w:t>
       </w:r>
     </w:p>
     <w:p>
@@ -1332,10 +1141,7 @@
         <w:ind w:left="259" w:hanging="173"/>
       </w:pPr>
       <w:r>
-        <w:t xml:space="preserve">Perform hardware/software integration testing </w:t>
-      </w:r>
-      <w:r>
-        <w:t>using TVs, remotes, tablets, smartphones, routers, switches, network emulators, patch panels, and set-top boxes.</w:t>
+        <w:t xml:space="preserve">Perform hardware/software integration testing using TVs, remotes, tablets, smartphones, routers, switches, network emulators, patch panels, and set-top boxes.</w:t>
       </w:r>
     </w:p>
     <w:p>
@@ -1345,10 +1151,7 @@
         <w:ind w:left="259" w:hanging="173"/>
       </w:pPr>
       <w:r>
-        <w:t>Integrate automated suites with Jenkins and GitHub Actions CI/CD pipelines, supporting continuous integration, continuous testing, regression d</w:t>
-      </w:r>
-      <w:r>
-        <w:t>etection, and deployment confidence.</w:t>
+        <w:t>Integrate automated suites with Jenkins and GitHub Actions CI/CD pipelines, supporting continuous integration, continuous testing, regression detection, and deployment confidence.</w:t>
       </w:r>
     </w:p>
     <w:p>
@@ -1368,10 +1171,7 @@
         <w:ind w:left="259" w:hanging="173"/>
       </w:pPr>
       <w:r>
-        <w:t>Collaborate with software developers, product teams, engineers, business stak</w:t>
-      </w:r>
-      <w:r>
-        <w:t>eholders, and QA teams throughout Agile and Waterfall SDLCs.</w:t>
+        <w:t>Collaborate with software developers, product teams, engineers, business stakeholders, and QA teams throughout Agile and Waterfall SDLCs.</w:t>
       </w:r>
     </w:p>
     <w:p>
@@ -1401,13 +1201,7 @@
           <w:b/>
         </w:rPr>
         <w:tab/>
-        <w:t>January 2021 - Februa</w:t>
-      </w:r>
-      <w:r>
-        <w:rPr>
-          <w:b/>
-        </w:rPr>
-        <w:t>ry 2023</w:t>
+        <w:t>January 2021 - February 2023</w:t>
       </w:r>
     </w:p>
     <w:p>
@@ -1441,10 +1235,7 @@
         <w:ind w:left="259" w:hanging="173"/>
       </w:pPr>
       <w:r>
-        <w:t>Developed API and backend automation using REST Assured and Karate</w:t>
-      </w:r>
-      <w:r>
-        <w:t xml:space="preserve"> for RESTful services, integrations, and business logic.</w:t>
+        <w:t xml:space="preserve">Developed API and backend automation using REST Assured and Karate for RESTful services, integrations, and business logic.</w:t>
       </w:r>
     </w:p>
     <w:p>
@@ -1464,10 +1255,7 @@
         <w:ind w:left="259" w:hanging="173"/>
       </w:pPr>
       <w:r>
-        <w:t>Created and executed functional, integration, regressi</w:t>
-      </w:r>
-      <w:r>
-        <w:t>on, smoke, acceptance, API, backend, and database test suites.</w:t>
+        <w:t>Created and executed functional, integration, regression, smoke, acceptance, API, backend, and database test suites.</w:t>
       </w:r>
     </w:p>
     <w:p>
@@ -1487,10 +1275,7 @@
         <w:ind w:left="259" w:hanging="173"/>
       </w:pPr>
       <w:r>
-        <w:t>Performed frontend, backend, API, web-service, da</w:t>
-      </w:r>
-      <w:r>
-        <w:t>tabase, ETL, and end-to-end testing.</w:t>
+        <w:t>Performed frontend, backend, API, web-service, database, ETL, and end-to-end testing.</w:t>
       </w:r>
     </w:p>
     <w:p>
@@ -1520,10 +1305,7 @@
         <w:ind w:left="259" w:hanging="173"/>
       </w:pPr>
       <w:r>
-        <w:t>Integ</w:t>
-      </w:r>
-      <w:r>
-        <w:t>rated automated smoke and regression suites into Jenkins and Docker-based CI/CD pipelines.</w:t>
+        <w:t>Integrated automated smoke and regression suites into Jenkins and Docker-based CI/CD pipelines.</w:t>
       </w:r>
     </w:p>
     <w:p>
@@ -1543,10 +1325,7 @@
         <w:ind w:left="259" w:hanging="173"/>
       </w:pPr>
       <w:r>
-        <w:t>Used GitHub for version control and JIRA/Zephyr for tes</w:t>
-      </w:r>
-      <w:r>
-        <w:t>t management, requirements traceability, and defect tracking.</w:t>
+        <w:t>Used GitHub for version control and JIRA/Zephyr for test management, requirements traceability, and defect tracking.</w:t>
       </w:r>
     </w:p>
     <w:p>
@@ -1566,10 +1345,7 @@
         <w:ind w:left="259" w:hanging="173"/>
       </w:pPr>
       <w:r>
-        <w:t>Communicated quality risks, test results, defects, release readiness, and automat</w:t>
-      </w:r>
-      <w:r>
-        <w:t>ion challenges to developers and stakeholders.</w:t>
+        <w:t>Communicated quality risks, test results, defects, release readiness, and automation challenges to developers and stakeholders.</w:t>
       </w:r>
     </w:p>
     <w:p>
@@ -1612,10 +1388,7 @@
         <w:ind w:left="259" w:hanging="173"/>
       </w:pPr>
       <w:r>
-        <w:t>Developed and maintained end-to-end automation frameworks across UI, API, backend, database, and data layers using Selenium WebDriver, P</w:t>
-      </w:r>
-      <w:r>
-        <w:t>laywright, Cypress, Protractor, REST Assured, Cucumber, and Gherkin.</w:t>
+        <w:t>Developed and maintained end-to-end automation frameworks across UI, API, backend, database, and data layers using Selenium WebDriver, Playwright, Cypress, Protractor, REST Assured, Cucumber, and Gherkin.</w:t>
       </w:r>
     </w:p>
     <w:p>
@@ -1635,10 +1408,7 @@
         <w:ind w:left="259" w:hanging="173"/>
       </w:pPr>
       <w:r>
-        <w:t>Performed REST API, SOAP web-service, microservices, integration, and b</w:t>
-      </w:r>
-      <w:r>
-        <w:t>ackend validation using Postman, REST Assured, Groovy, and SoapUI.</w:t>
+        <w:t>Performed REST API, SOAP web-service, microservices, integration, and backend validation using Postman, REST Assured, Groovy, and SoapUI.</w:t>
       </w:r>
     </w:p>
     <w:p>
@@ -1658,10 +1428,7 @@
         <w:ind w:left="259" w:hanging="173"/>
       </w:pPr>
       <w:r>
-        <w:t xml:space="preserve">Developed Kafka producer/consumer test harnesses for </w:t>
-      </w:r>
-      <w:r>
-        <w:t>distributed-system and data-flow validation.</w:t>
+        <w:t xml:space="preserve">Developed Kafka producer/consumer test harnesses for distributed-system and data-flow validation.</w:t>
       </w:r>
     </w:p>
     <w:p>
@@ -1711,10 +1478,7 @@
         <w:ind w:left="259" w:hanging="173"/>
       </w:pPr>
       <w:r>
-        <w:t xml:space="preserve">Created advanced SQL queries for data </w:t>
-      </w:r>
-      <w:r>
-        <w:t>quality, ETL validation, eligibility/enrollment processing, third-party integration, and data-integrity testing.</w:t>
+        <w:t xml:space="preserve">Created advanced SQL queries for data quality, ETL validation, eligibility/enrollment processing, third-party integration, and data-integrity testing.</w:t>
       </w:r>
     </w:p>
     <w:p>
@@ -1734,10 +1498,7 @@
         <w:ind w:left="259" w:hanging="173"/>
       </w:pPr>
       <w:r>
-        <w:t>Performed Salesforce CRM and RPA testing using Blue Pr</w:t>
-      </w:r>
-      <w:r>
-        <w:t>ism and UiPath.</w:t>
+        <w:t>Performed Salesforce CRM and RPA testing using Blue Prism and UiPath.</w:t>
       </w:r>
     </w:p>
     <w:p>
@@ -1757,10 +1518,7 @@
         <w:ind w:left="259" w:hanging="173"/>
       </w:pPr>
       <w:r>
-        <w:t xml:space="preserve">Partnered with developers, product owners, DevOps engineers, cloud engineers, and QA teams throughout the Agile/Scrum </w:t>
-      </w:r>
-      <w:r>
-        <w:t>SDLC.</w:t>
+        <w:t xml:space="preserve">Partnered with developers, product owners, DevOps engineers, cloud engineers, and QA teams throughout the Agile/Scrum SDLC.</w:t>
       </w:r>
     </w:p>
     <w:p>
@@ -1803,10 +1561,7 @@
         <w:ind w:left="259" w:hanging="173"/>
       </w:pPr>
       <w:r>
-        <w:t xml:space="preserve">Created test plans, test cases, test scenarios, requirements specifications, execution documentation, and test-result reports based on business and system </w:t>
-      </w:r>
-      <w:r>
-        <w:t>requirements.</w:t>
+        <w:t xml:space="preserve">Created test plans, test cases, test scenarios, requirements specifications, execution documentation, and test-result reports based on business and system requirements.</w:t>
       </w:r>
     </w:p>
     <w:p>
@@ -1866,10 +1621,7 @@
         <w:ind w:left="259" w:hanging="173"/>
       </w:pPr>
       <w:r>
-        <w:t>Developed Java a</w:t>
-      </w:r>
-      <w:r>
-        <w:t>nd C#/.NET automation scripts to support regression automation.</w:t>
+        <w:t>Developed Java and C#/.NET automation scripts to support regression automation.</w:t>
       </w:r>
     </w:p>
     <w:p>
@@ -1889,10 +1641,7 @@
         <w:ind w:left="259" w:hanging="173"/>
       </w:pPr>
       <w:r>
-        <w:t>Managed the defect lifecycle by collaborating with developers and business analysts on reproduction, triage, verification</w:t>
-      </w:r>
-      <w:r>
-        <w:t>, and regression testing.</w:t>
+        <w:t>Managed the defect lifecycle by collaborating with developers and business analysts on reproduction, triage, verification, and regression testing.</w:t>
       </w:r>
     </w:p>
     <w:p>
@@ -1922,10 +1671,7 @@
         <w:ind w:left="259" w:hanging="173"/>
       </w:pPr>
       <w:r>
-        <w:t xml:space="preserve">Collaborated with QA </w:t>
-      </w:r>
-      <w:r>
-        <w:t>leadership to align testing with project requirements, SDLC processes, and organizational quality objectives.</w:t>
+        <w:t xml:space="preserve">Collaborated with QA leadership to align testing with project requirements, SDLC processes, and organizational quality objectives.</w:t>
       </w:r>
     </w:p>
     <w:p>
@@ -1973,10 +1719,7 @@
         <w:ind w:left="259" w:hanging="173"/>
       </w:pPr>
       <w:r>
-        <w:t>Coordinated Agile software delivery, sprint</w:t>
-      </w:r>
-      <w:r>
-        <w:t xml:space="preserve"> planning, backlog execution, cross-functional collaboration, and technical team activities.</w:t>
+        <w:t xml:space="preserve">Coordinated Agile software delivery, sprint planning, backlog execution, cross-functional collaboration, and technical team activities.</w:t>
       </w:r>
     </w:p>
     <w:p>
@@ -1996,10 +1739,7 @@
         <w:ind w:left="259" w:hanging="173"/>
       </w:pPr>
       <w:r>
-        <w:t xml:space="preserve">Applied leadership communication, </w:t>
-      </w:r>
-      <w:r>
-        <w:t>creative problem-solving, adaptability, and change-management principles when guiding teams through changing requirements and project challenges.</w:t>
+        <w:t xml:space="preserve">Applied leadership communication, creative problem-solving, adaptability, and change-management principles when guiding teams through changing requirements and project challenges.</w:t>
       </w:r>
     </w:p>
     <w:p>
@@ -2009,10 +1749,7 @@
         <w:ind w:left="259" w:hanging="173"/>
       </w:pPr>
       <w:r>
-        <w:t>Partnered with technical and nontechnical stakeholders on requirements gathering, clarification, prioritizatio</w:t>
-      </w:r>
-      <w:r>
-        <w:t>n, dependency management, and delivery planning.</w:t>
+        <w:t>Partnered with technical and nontechnical stakeholders on requirements gathering, clarification, prioritization, dependency management, and delivery planning.</w:t>
       </w:r>
     </w:p>
     <w:p>
@@ -2032,10 +1769,7 @@
         <w:ind w:left="259" w:hanging="173"/>
       </w:pPr>
       <w:r>
-        <w:t>Applied quality engineering and shift-left testi</w:t>
-      </w:r>
-      <w:r>
-        <w:t>ng principles to identify risks and quality concerns earlier in development.</w:t>
+        <w:t>Applied quality engineering and shift-left testing principles to identify risks and quality concerns earlier in development.</w:t>
       </w:r>
     </w:p>
     <w:p>
@@ -2055,10 +1789,7 @@
         <w:ind w:left="259" w:hanging="173"/>
       </w:pPr>
       <w:r>
-        <w:t>Helped teams navigate uncertain</w:t>
-      </w:r>
-      <w:r>
-        <w:t>ty and change while maintaining focus on project objectives and delivery commitments.</w:t>
+        <w:t>Helped teams navigate uncertainty and change while maintaining focus on project objectives and delivery commitments.</w:t>
       </w:r>
     </w:p>
     <w:p>
@@ -2112,10 +1843,7 @@
         <w:ind w:left="259" w:hanging="173"/>
       </w:pPr>
       <w:r>
-        <w:t>Mentor aspiring technology professionals in software testing, QA automation, softwar</w:t>
-      </w:r>
-      <w:r>
-        <w:t>e engineering, technical problem-solving, and career development.</w:t>
+        <w:t>Mentor aspiring technology professionals in software testing, QA automation, software engineering, technical problem-solving, and career development.</w:t>
       </w:r>
     </w:p>
     <w:p>
@@ -2135,10 +1863,7 @@
         <w:ind w:left="259" w:hanging="173"/>
       </w:pPr>
       <w:r>
-        <w:t>Promote knowledge sharing, continuous learning, professional development</w:t>
-      </w:r>
-      <w:r>
-        <w:t>, and practical technical problem-solving.</w:t>
+        <w:t>Promote knowledge sharing, continuous learning, professional development, and practical technical problem-solving.</w:t>
       </w:r>
     </w:p>
     <w:p>
@@ -2215,10 +1940,7 @@
         <w:t>Los Angeles Pierce College</w:t>
       </w:r>
       <w:r>
-        <w:t xml:space="preserve"> | Woodland Hills,</w:t>
-      </w:r>
-      <w:r>
-        <w:t xml:space="preserve"> CA</w:t>
+        <w:t xml:space="preserve"> | Woodland Hills, CA</w:t>
       </w:r>
     </w:p>
     <w:p>
@@ -2289,10 +2011,7 @@
         <w:spacing w:after="40"/>
       </w:pPr>
       <w:r>
-        <w:t xml:space="preserve">Hands-on training in software development, programming </w:t>
-      </w:r>
-      <w:r>
-        <w:t>fundamentals, object-oriented programming, software engineering, test automation, debugging, and technical project development.</w:t>
+        <w:t xml:space="preserve">Hands-on training in software development, programming fundamentals, object-oriented programming, software engineering, test automation, debugging, and technical project development.</w:t>
       </w:r>
     </w:p>
     <w:p>
@@ -2326,13 +2045,7 @@
         <w:rPr>
           <w:i/>
         </w:rPr>
-        <w:t xml:space="preserve">Facilities Management </w:t>
-      </w:r>
-      <w:r>
-        <w:rPr>
-          <w:i/>
-        </w:rPr>
-        <w:t>Certificate Coursework</w:t>
+        <w:t xml:space="preserve">Facilities Management Certificate Coursework</w:t>
       </w:r>
     </w:p>
     <w:p>
@@ -2352,10 +2065,7 @@
         <w:ind w:left="259" w:hanging="173"/>
       </w:pPr>
       <w:r>
-        <w:t>Coursework covers construction document reading, project deliverables, project scheduling, budgeting, project r</w:t>
-      </w:r>
-      <w:r>
-        <w:t>eporting, project coordination, and project lifecycle management.</w:t>
+        <w:t>Coursework covers construction document reading, project deliverables, project scheduling, budgeting, project reporting, project coordination, and project lifecycle management.</w:t>
       </w:r>
     </w:p>
     <w:p>
@@ -2365,10 +2075,7 @@
         <w:ind w:left="259" w:hanging="173"/>
       </w:pPr>
       <w:r>
-        <w:t>Developed practical knowledge of green construction practices, sustainable facilities, construction documentation, project planning, cost awareness, schedule management, and project reportin</w:t>
-      </w:r>
-      <w:r>
-        <w:t>g.</w:t>
+        <w:t>Developed practical knowledge of green construction practices, sustainable facilities, construction documentation, project planning, cost awareness, schedule management, and project reporting.</w:t>
       </w:r>
     </w:p>
     <w:p>
@@ -2401,13 +2108,7 @@
         <w:rPr>
           <w:i/>
         </w:rPr>
-        <w:t>Workplace Success I: Creativ</w:t>
-      </w:r>
-      <w:r>
-        <w:rPr>
-          <w:i/>
-        </w:rPr>
-        <w:t>e Leadership Certificate of Completion</w:t>
+        <w:t>Workplace Success I: Creative Leadership Certificate of Completion</w:t>
       </w:r>
     </w:p>
     <w:p>
@@ -2427,10 +2128,7 @@
         <w:ind w:left="259" w:hanging="173"/>
       </w:pPr>
       <w:r>
-        <w:t>Examined personal leadership style and approaches to leading teams throu</w:t>
-      </w:r>
-      <w:r>
-        <w:t>gh organizational change, uncertainty, conflict, and evolving workplace challenges.</w:t>
+        <w:t>Examined personal leadership style and approaches to leading teams through organizational change, uncertainty, conflict, and evolving workplace challenges.</w:t>
       </w:r>
     </w:p>
     <w:p>
@@ -2450,10 +2148,7 @@
         <w:ind w:left="259" w:hanging="173"/>
       </w:pPr>
       <w:r>
-        <w:t>Developed skills in leadership communicatio</w:t>
-      </w:r>
-      <w:r>
-        <w:t>n, creative problem-solving, innovation, change leadership, decision-making, conflict resolution, adaptability, and team leadership.</w:t>
+        <w:t>Developed skills in leadership communication, creative problem-solving, innovation, change leadership, decision-making, conflict resolution, adaptability, and team leadership.</w:t>
       </w:r>
     </w:p>
     <w:p>
@@ -2472,10 +2167,7 @@
         <w:ind w:left="259" w:hanging="173"/>
       </w:pPr>
       <w:r>
-        <w:t>Automating Web Applications - Tricentis Tosca | September 2023 - Prese</w:t>
-      </w:r>
-      <w:r>
-        <w:t>nt</w:t>
+        <w:t>Automating Web Applications - Tricentis Tosca | September 2023 - Present</w:t>
       </w:r>
     </w:p>
     <w:p>
@@ -2538,14 +2230,7 @@
           <w:b/>
           <w:sz w:val="20"/>
         </w:rPr>
-        <w:t>Creative Le</w:t>
-      </w:r>
-      <w:r>
-        <w:rPr>
-          <w:b/>
-          <w:sz w:val="20"/>
-        </w:rPr>
-        <w:t>adership &amp; Professional Leadership Development</w:t>
+        <w:t>Creative Leadership &amp; Professional Leadership Development</w:t>
       </w:r>
       <w:r>
         <w:rPr>
@@ -2562,10 +2247,7 @@
         <w:ind w:left="259" w:hanging="173"/>
       </w:pPr>
       <w:r>
-        <w:t>Completed leadership development focused on self-awareness, creativity, innovation, communication, psychological safety, accountability, leadership presence, organizational</w:t>
-      </w:r>
-      <w:r>
-        <w:t xml:space="preserve"> change, and collaborative leadership.</w:t>
+        <w:t xml:space="preserve">Completed leadership development focused on self-awareness, creativity, innovation, communication, psychological safety, accountability, leadership presence, organizational change, and collaborative leadership.</w:t>
       </w:r>
     </w:p>
     <w:p>
@@ -2585,10 +2267,7 @@
         <w:ind w:left="259" w:hanging="173"/>
       </w:pPr>
       <w:r>
-        <w:t xml:space="preserve">Developed practical approaches for leading </w:t>
-      </w:r>
-      <w:r>
-        <w:t>through change, navigating uncertainty, resolving conflict, communicating ideas, and encouraging innovation.</w:t>
+        <w:t xml:space="preserve">Developed practical approaches for leading through change, navigating uncertainty, resolving conflict, communicating ideas, and encouraging innovation.</w:t>
       </w:r>
     </w:p>
     <w:p>
@@ -2608,10 +2287,7 @@
         <w:ind w:left="259" w:hanging="173"/>
       </w:pPr>
       <w:r>
-        <w:t>Developed a l</w:t>
-      </w:r>
-      <w:r>
-        <w:t>eadership approach centered on team enablement, knowledge sharing, mentoring, continuous improvement, psychological safety, and sustainable systems.</w:t>
+        <w:t>Developed a leadership approach centered on team enablement, knowledge sharing, mentoring, continuous improvement, psychological safety, and sustainable systems.</w:t>
       </w:r>
     </w:p>
     <w:p>
@@ -2621,10 +2297,7 @@
         <w:ind w:left="259" w:hanging="173"/>
       </w:pPr>
       <w:r>
-        <w:t>Created a professional leadership portfolio documenting leadership philosophy, communication approach, stre</w:t>
-      </w:r>
-      <w:r>
-        <w:t>ngths, lessons learned, change reflection, and continued professional growth.</w:t>
+        <w:t>Created a professional leadership portfolio documenting leadership philosophy, communication approach, strengths, lessons learned, change reflection, and continued professional growth.</w:t>
       </w:r>
     </w:p>
     <w:p>
@@ -2655,10 +2328,7 @@
         <w:ind w:left="259" w:hanging="173"/>
       </w:pPr>
       <w:r>
-        <w:t>Technical leadership experience coordinating 6 teams / 18 team m</w:t>
-      </w:r>
-      <w:r>
-        <w:t>embers.</w:t>
+        <w:t>Technical leadership experience coordinating 6 teams / 18 team members.</w:t>
       </w:r>
     </w:p>
     <w:p>
@@ -2678,10 +2348,7 @@
         <w:ind w:left="259" w:hanging="173"/>
       </w:pPr>
       <w:r>
-        <w:t>Web, mobile, API, backend, database, streaming, cloud, set-top-box, Digital Twin, geospatial, accessibility, an</w:t>
-      </w:r>
-      <w:r>
-        <w:t>d XR testing experience.</w:t>
+        <w:t>Web, mobile, API, backend, database, streaming, cloud, set-top-box, Digital Twin, geospatial, accessibility, and XR testing experience.</w:t>
       </w:r>
     </w:p>
     <w:p>
@@ -2701,10 +2368,7 @@
         <w:ind w:left="259" w:hanging="173"/>
       </w:pPr>
       <w:r>
-        <w:t>Experience across telecommunications, banking, healthcare, insurance, public infrastructure, and enterprise s</w:t>
-      </w:r>
-      <w:r>
-        <w:t>oftware.</w:t>
+        <w:t>Experience across telecommunications, banking, healthcare, insurance, public infrastructure, and enterprise software.</w:t>
       </w:r>
     </w:p>
     <w:p>
@@ -2724,10 +2388,7 @@
         <w:ind w:left="259" w:hanging="173"/>
       </w:pPr>
       <w:r>
-        <w:t>Experience with Agile/Scrum, technical mentoring, facilities project management, project coordination, stakeholder communication, and cross-functio</w:t>
-      </w:r>
-      <w:r>
-        <w:t>nal leadership.</w:t>
+        <w:t>Experience with Agile/Scrum, technical mentoring, facilities project management, project coordination, stakeholder communication, and cross-functional leadership.</w:t>
       </w:r>
     </w:p>
     <w:p>
